--- a/Trabajo1-introduccion a git-Iker Hernaez.docx
+++ b/Trabajo1-introduccion a git-Iker Hernaez.docx
@@ -33,13 +33,6 @@
     </w:p>
     <w:sdt>
       <w:sdtPr>
-        <w:id w:val="132095516"/>
-        <w:docPartObj>
-          <w:docPartGallery w:val="Table of Contents"/>
-          <w:docPartUnique/>
-        </w:docPartObj>
-      </w:sdtPr>
-      <w:sdtEndPr>
         <w:rPr>
           <w:rFonts w:asciiTheme="minorHAnsi" w:eastAsiaTheme="minorEastAsia" w:hAnsiTheme="minorHAnsi" w:cstheme="minorBidi"/>
           <w:b w:val="0"/>
@@ -49,7 +42,12 @@
           <w:szCs w:val="22"/>
           <w:lang w:eastAsia="es-ES"/>
         </w:rPr>
-      </w:sdtEndPr>
+        <w:id w:val="132095516"/>
+        <w:docPartObj>
+          <w:docPartGallery w:val="Table of Contents"/>
+          <w:docPartUnique/>
+        </w:docPartObj>
+      </w:sdtPr>
       <w:sdtContent>
         <w:p>
           <w:pPr>
@@ -803,6 +801,431 @@
                     <a:xfrm>
                       <a:off x="0" y="0"/>
                       <a:ext cx="5400040" cy="1029858"/>
+                    </a:xfrm>
+                    <a:prstGeom prst="rect">
+                      <a:avLst/>
+                    </a:prstGeom>
+                    <a:noFill/>
+                    <a:ln w="9525">
+                      <a:noFill/>
+                      <a:miter lim="800000"/>
+                      <a:headEnd/>
+                      <a:tailEnd/>
+                    </a:ln>
+                  </pic:spPr>
+                </pic:pic>
+              </a:graphicData>
+            </a:graphic>
+          </wp:inline>
+        </w:drawing>
+      </w:r>
+    </w:p>
+    <w:p>
+      <w:pPr>
+        <w:ind w:left="360"/>
+      </w:pPr>
+      <w:r>
+        <w:t xml:space="preserve">Hacemos </w:t>
+      </w:r>
+      <w:proofErr w:type="spellStart"/>
+      <w:r>
+        <w:t>commit</w:t>
+      </w:r>
+      <w:proofErr w:type="spellEnd"/>
+      <w:r>
+        <w:t xml:space="preserve"> con mensaje para que no haya ningún problema y lo haga todo directamente</w:t>
+      </w:r>
+    </w:p>
+    <w:p>
+      <w:pPr>
+        <w:ind w:left="360"/>
+      </w:pPr>
+      <w:r>
+        <w:rPr>
+          <w:noProof/>
+        </w:rPr>
+        <w:drawing>
+          <wp:inline distT="0" distB="0" distL="0" distR="0">
+            <wp:extent cx="5400040" cy="915261"/>
+            <wp:effectExtent l="19050" t="0" r="0" b="0"/>
+            <wp:docPr id="2" name="Imagen 1"/>
+            <wp:cNvGraphicFramePr>
+              <a:graphicFrameLocks xmlns:a="http://schemas.openxmlformats.org/drawingml/2006/main" noChangeAspect="1"/>
+            </wp:cNvGraphicFramePr>
+            <a:graphic xmlns:a="http://schemas.openxmlformats.org/drawingml/2006/main">
+              <a:graphicData uri="http://schemas.openxmlformats.org/drawingml/2006/picture">
+                <pic:pic xmlns:pic="http://schemas.openxmlformats.org/drawingml/2006/picture">
+                  <pic:nvPicPr>
+                    <pic:cNvPr id="0" name="Picture 1"/>
+                    <pic:cNvPicPr>
+                      <a:picLocks noChangeAspect="1" noChangeArrowheads="1"/>
+                    </pic:cNvPicPr>
+                  </pic:nvPicPr>
+                  <pic:blipFill>
+                    <a:blip r:embed="rId13"/>
+                    <a:srcRect/>
+                    <a:stretch>
+                      <a:fillRect/>
+                    </a:stretch>
+                  </pic:blipFill>
+                  <pic:spPr bwMode="auto">
+                    <a:xfrm>
+                      <a:off x="0" y="0"/>
+                      <a:ext cx="5400040" cy="915261"/>
+                    </a:xfrm>
+                    <a:prstGeom prst="rect">
+                      <a:avLst/>
+                    </a:prstGeom>
+                    <a:noFill/>
+                    <a:ln w="9525">
+                      <a:noFill/>
+                      <a:miter lim="800000"/>
+                      <a:headEnd/>
+                      <a:tailEnd/>
+                    </a:ln>
+                  </pic:spPr>
+                </pic:pic>
+              </a:graphicData>
+            </a:graphic>
+          </wp:inline>
+        </w:drawing>
+      </w:r>
+    </w:p>
+    <w:p>
+      <w:pPr>
+        <w:ind w:left="360"/>
+      </w:pPr>
+      <w:r>
+        <w:rPr>
+          <w:noProof/>
+        </w:rPr>
+        <w:lastRenderedPageBreak/>
+        <w:drawing>
+          <wp:inline distT="0" distB="0" distL="0" distR="0">
+            <wp:extent cx="5400040" cy="2179116"/>
+            <wp:effectExtent l="19050" t="0" r="0" b="0"/>
+            <wp:docPr id="3" name="Imagen 4"/>
+            <wp:cNvGraphicFramePr>
+              <a:graphicFrameLocks xmlns:a="http://schemas.openxmlformats.org/drawingml/2006/main" noChangeAspect="1"/>
+            </wp:cNvGraphicFramePr>
+            <a:graphic xmlns:a="http://schemas.openxmlformats.org/drawingml/2006/main">
+              <a:graphicData uri="http://schemas.openxmlformats.org/drawingml/2006/picture">
+                <pic:pic xmlns:pic="http://schemas.openxmlformats.org/drawingml/2006/picture">
+                  <pic:nvPicPr>
+                    <pic:cNvPr id="0" name="Picture 4"/>
+                    <pic:cNvPicPr>
+                      <a:picLocks noChangeAspect="1" noChangeArrowheads="1"/>
+                    </pic:cNvPicPr>
+                  </pic:nvPicPr>
+                  <pic:blipFill>
+                    <a:blip r:embed="rId14"/>
+                    <a:srcRect/>
+                    <a:stretch>
+                      <a:fillRect/>
+                    </a:stretch>
+                  </pic:blipFill>
+                  <pic:spPr bwMode="auto">
+                    <a:xfrm>
+                      <a:off x="0" y="0"/>
+                      <a:ext cx="5400040" cy="2179116"/>
+                    </a:xfrm>
+                    <a:prstGeom prst="rect">
+                      <a:avLst/>
+                    </a:prstGeom>
+                    <a:noFill/>
+                    <a:ln w="9525">
+                      <a:noFill/>
+                      <a:miter lim="800000"/>
+                      <a:headEnd/>
+                      <a:tailEnd/>
+                    </a:ln>
+                  </pic:spPr>
+                </pic:pic>
+              </a:graphicData>
+            </a:graphic>
+          </wp:inline>
+        </w:drawing>
+      </w:r>
+    </w:p>
+    <w:p>
+      <w:pPr>
+        <w:pStyle w:val="Prrafodelista"/>
+        <w:numPr>
+          <w:ilvl w:val="0"/>
+          <w:numId w:val="3"/>
+        </w:numPr>
+      </w:pPr>
+      <w:r>
+        <w:t xml:space="preserve">Crea una nueva rama auxiliar </w:t>
+      </w:r>
+    </w:p>
+    <w:p>
+      <w:pPr>
+        <w:pStyle w:val="Prrafodelista"/>
+        <w:numPr>
+          <w:ilvl w:val="0"/>
+          <w:numId w:val="3"/>
+        </w:numPr>
+      </w:pPr>
+      <w:r>
+        <w:t>Muévete a la rama auxiliar</w:t>
+      </w:r>
+    </w:p>
+    <w:p>
+      <w:pPr>
+        <w:ind w:left="360"/>
+      </w:pPr>
+      <w:r>
+        <w:t xml:space="preserve">Utilizamos </w:t>
+      </w:r>
+      <w:proofErr w:type="spellStart"/>
+      <w:r>
+        <w:t>git</w:t>
+      </w:r>
+      <w:proofErr w:type="spellEnd"/>
+      <w:r>
+        <w:t xml:space="preserve"> </w:t>
+      </w:r>
+      <w:proofErr w:type="spellStart"/>
+      <w:r>
+        <w:t>checkout</w:t>
+      </w:r>
+      <w:proofErr w:type="spellEnd"/>
+      <w:r>
+        <w:t xml:space="preserve"> para crear la rama auxiliar y con el </w:t>
+      </w:r>
+      <w:r>
+        <w:rPr>
+          <w:b/>
+        </w:rPr>
+        <w:t>–b</w:t>
+      </w:r>
+      <w:r>
+        <w:t xml:space="preserve"> lo que hacemos es movernos directamente a esa rama que hemos creado por eso hacemos los dos pasos en 1</w:t>
+      </w:r>
+    </w:p>
+    <w:p>
+      <w:pPr>
+        <w:ind w:left="360"/>
+      </w:pPr>
+      <w:r>
+        <w:rPr>
+          <w:noProof/>
+        </w:rPr>
+        <w:drawing>
+          <wp:inline distT="0" distB="0" distL="0" distR="0">
+            <wp:extent cx="5400040" cy="1119411"/>
+            <wp:effectExtent l="19050" t="0" r="0" b="0"/>
+            <wp:docPr id="8" name="Imagen 16"/>
+            <wp:cNvGraphicFramePr>
+              <a:graphicFrameLocks xmlns:a="http://schemas.openxmlformats.org/drawingml/2006/main" noChangeAspect="1"/>
+            </wp:cNvGraphicFramePr>
+            <a:graphic xmlns:a="http://schemas.openxmlformats.org/drawingml/2006/main">
+              <a:graphicData uri="http://schemas.openxmlformats.org/drawingml/2006/picture">
+                <pic:pic xmlns:pic="http://schemas.openxmlformats.org/drawingml/2006/picture">
+                  <pic:nvPicPr>
+                    <pic:cNvPr id="0" name="Picture 16"/>
+                    <pic:cNvPicPr>
+                      <a:picLocks noChangeAspect="1" noChangeArrowheads="1"/>
+                    </pic:cNvPicPr>
+                  </pic:nvPicPr>
+                  <pic:blipFill>
+                    <a:blip r:embed="rId15"/>
+                    <a:srcRect/>
+                    <a:stretch>
+                      <a:fillRect/>
+                    </a:stretch>
+                  </pic:blipFill>
+                  <pic:spPr bwMode="auto">
+                    <a:xfrm>
+                      <a:off x="0" y="0"/>
+                      <a:ext cx="5400040" cy="1119411"/>
+                    </a:xfrm>
+                    <a:prstGeom prst="rect">
+                      <a:avLst/>
+                    </a:prstGeom>
+                    <a:noFill/>
+                    <a:ln w="9525">
+                      <a:noFill/>
+                      <a:miter lim="800000"/>
+                      <a:headEnd/>
+                      <a:tailEnd/>
+                    </a:ln>
+                  </pic:spPr>
+                </pic:pic>
+              </a:graphicData>
+            </a:graphic>
+          </wp:inline>
+        </w:drawing>
+      </w:r>
+    </w:p>
+    <w:p>
+      <w:pPr>
+        <w:ind w:left="360"/>
+      </w:pPr>
+      <w:r>
+        <w:rPr>
+          <w:noProof/>
+        </w:rPr>
+        <w:drawing>
+          <wp:inline distT="0" distB="0" distL="0" distR="0">
+            <wp:extent cx="5400040" cy="4005166"/>
+            <wp:effectExtent l="19050" t="0" r="0" b="0"/>
+            <wp:docPr id="9" name="Imagen 19"/>
+            <wp:cNvGraphicFramePr>
+              <a:graphicFrameLocks xmlns:a="http://schemas.openxmlformats.org/drawingml/2006/main" noChangeAspect="1"/>
+            </wp:cNvGraphicFramePr>
+            <a:graphic xmlns:a="http://schemas.openxmlformats.org/drawingml/2006/main">
+              <a:graphicData uri="http://schemas.openxmlformats.org/drawingml/2006/picture">
+                <pic:pic xmlns:pic="http://schemas.openxmlformats.org/drawingml/2006/picture">
+                  <pic:nvPicPr>
+                    <pic:cNvPr id="0" name="Picture 19"/>
+                    <pic:cNvPicPr>
+                      <a:picLocks noChangeAspect="1" noChangeArrowheads="1"/>
+                    </pic:cNvPicPr>
+                  </pic:nvPicPr>
+                  <pic:blipFill>
+                    <a:blip r:embed="rId16"/>
+                    <a:srcRect/>
+                    <a:stretch>
+                      <a:fillRect/>
+                    </a:stretch>
+                  </pic:blipFill>
+                  <pic:spPr bwMode="auto">
+                    <a:xfrm>
+                      <a:off x="0" y="0"/>
+                      <a:ext cx="5400040" cy="4005166"/>
+                    </a:xfrm>
+                    <a:prstGeom prst="rect">
+                      <a:avLst/>
+                    </a:prstGeom>
+                    <a:noFill/>
+                    <a:ln w="9525">
+                      <a:noFill/>
+                      <a:miter lim="800000"/>
+                      <a:headEnd/>
+                      <a:tailEnd/>
+                    </a:ln>
+                  </pic:spPr>
+                </pic:pic>
+              </a:graphicData>
+            </a:graphic>
+          </wp:inline>
+        </w:drawing>
+      </w:r>
+    </w:p>
+    <w:p>
+      <w:pPr>
+        <w:pStyle w:val="Prrafodelista"/>
+        <w:numPr>
+          <w:ilvl w:val="0"/>
+          <w:numId w:val="3"/>
+        </w:numPr>
+      </w:pPr>
+      <w:r>
+        <w:lastRenderedPageBreak/>
+        <w:t>Modifica el archivo tunombre.html y añádelo a la rama auxiliar en el repositorio remoto</w:t>
+      </w:r>
+    </w:p>
+    <w:p>
+      <w:pPr>
+        <w:pStyle w:val="Prrafodelista"/>
+      </w:pPr>
+      <w:r>
+        <w:t>Utilizamos nano para modificar el archivo y cambiamos algo en su interior</w:t>
+      </w:r>
+    </w:p>
+    <w:p>
+      <w:pPr>
+        <w:pStyle w:val="Prrafodelista"/>
+      </w:pPr>
+      <w:r>
+        <w:rPr>
+          <w:noProof/>
+        </w:rPr>
+        <w:drawing>
+          <wp:inline distT="0" distB="0" distL="0" distR="0">
+            <wp:extent cx="5400040" cy="373275"/>
+            <wp:effectExtent l="19050" t="0" r="0" b="0"/>
+            <wp:docPr id="22" name="Imagen 22"/>
+            <wp:cNvGraphicFramePr>
+              <a:graphicFrameLocks xmlns:a="http://schemas.openxmlformats.org/drawingml/2006/main" noChangeAspect="1"/>
+            </wp:cNvGraphicFramePr>
+            <a:graphic xmlns:a="http://schemas.openxmlformats.org/drawingml/2006/main">
+              <a:graphicData uri="http://schemas.openxmlformats.org/drawingml/2006/picture">
+                <pic:pic xmlns:pic="http://schemas.openxmlformats.org/drawingml/2006/picture">
+                  <pic:nvPicPr>
+                    <pic:cNvPr id="0" name="Picture 22"/>
+                    <pic:cNvPicPr>
+                      <a:picLocks noChangeAspect="1" noChangeArrowheads="1"/>
+                    </pic:cNvPicPr>
+                  </pic:nvPicPr>
+                  <pic:blipFill>
+                    <a:blip r:embed="rId17"/>
+                    <a:srcRect/>
+                    <a:stretch>
+                      <a:fillRect/>
+                    </a:stretch>
+                  </pic:blipFill>
+                  <pic:spPr bwMode="auto">
+                    <a:xfrm>
+                      <a:off x="0" y="0"/>
+                      <a:ext cx="5400040" cy="373275"/>
+                    </a:xfrm>
+                    <a:prstGeom prst="rect">
+                      <a:avLst/>
+                    </a:prstGeom>
+                    <a:noFill/>
+                    <a:ln w="9525">
+                      <a:noFill/>
+                      <a:miter lim="800000"/>
+                      <a:headEnd/>
+                      <a:tailEnd/>
+                    </a:ln>
+                  </pic:spPr>
+                </pic:pic>
+              </a:graphicData>
+            </a:graphic>
+          </wp:inline>
+        </w:drawing>
+      </w:r>
+    </w:p>
+    <w:p>
+      <w:pPr>
+        <w:pStyle w:val="Prrafodelista"/>
+      </w:pPr>
+      <w:r>
+        <w:rPr>
+          <w:noProof/>
+        </w:rPr>
+        <w:drawing>
+          <wp:inline distT="0" distB="0" distL="0" distR="0">
+            <wp:extent cx="5400040" cy="2990250"/>
+            <wp:effectExtent l="19050" t="0" r="0" b="0"/>
+            <wp:docPr id="25" name="Imagen 25"/>
+            <wp:cNvGraphicFramePr>
+              <a:graphicFrameLocks xmlns:a="http://schemas.openxmlformats.org/drawingml/2006/main" noChangeAspect="1"/>
+            </wp:cNvGraphicFramePr>
+            <a:graphic xmlns:a="http://schemas.openxmlformats.org/drawingml/2006/main">
+              <a:graphicData uri="http://schemas.openxmlformats.org/drawingml/2006/picture">
+                <pic:pic xmlns:pic="http://schemas.openxmlformats.org/drawingml/2006/picture">
+                  <pic:nvPicPr>
+                    <pic:cNvPr id="0" name="Picture 25"/>
+                    <pic:cNvPicPr>
+                      <a:picLocks noChangeAspect="1" noChangeArrowheads="1"/>
+                    </pic:cNvPicPr>
+                  </pic:nvPicPr>
+                  <pic:blipFill>
+                    <a:blip r:embed="rId18"/>
+                    <a:srcRect/>
+                    <a:stretch>
+                      <a:fillRect/>
+                    </a:stretch>
+                  </pic:blipFill>
+                  <pic:spPr bwMode="auto">
+                    <a:xfrm>
+                      <a:off x="0" y="0"/>
+                      <a:ext cx="5400040" cy="2990250"/>
                     </a:xfrm>
                     <a:prstGeom prst="rect">
                       <a:avLst/>
@@ -1272,6 +1695,7 @@
   <w:style w:type="paragraph" w:default="1" w:styleId="Normal">
     <w:name w:val="Normal"/>
     <w:qFormat/>
+    <w:rsid w:val="00CA6DEE"/>
   </w:style>
   <w:style w:type="paragraph" w:styleId="Ttulo1">
     <w:name w:val="heading 1"/>
